--- a/user-docs/DeepSeek-Agent-V3-工作日志-0.9.0.docx
+++ b/user-docs/DeepSeek-Agent-V3-工作日志-0.9.0.docx
@@ -2,7 +2,7 @@
 <file path=word/document.xml><?xml version="1.0" encoding="utf-8"?>
 <w:document xmlns:w="http://schemas.openxmlformats.org/wordprocessingml/2006/main" xmlns:m="http://schemas.openxmlformats.org/officeDocument/2006/math" xmlns:r="http://schemas.openxmlformats.org/officeDocument/2006/relationships" xmlns:o="urn:schemas-microsoft-com:office:office" xmlns:v="urn:schemas-microsoft-com:vml" xmlns:w10="urn:schemas-microsoft-com:office:word" xmlns:a="http://schemas.openxmlformats.org/drawingml/2006/main" xmlns:pic="http://schemas.openxmlformats.org/drawingml/2006/picture" xmlns:wp="http://schemas.openxmlformats.org/drawingml/2006/wordprocessingDrawing">
   <w:body>
-    <w:bookmarkStart w:id="49" w:name="deepseek-agent-v3-工作日志0.9.0"/>
+    <w:bookmarkStart w:id="50" w:name="deepseek-agent-v3-工作日志0.9.0"/>
     <w:p>
       <w:pPr>
         <w:pStyle w:val="Heading1"/>
@@ -28,7 +28,7 @@
         <w:t xml:space="preserve">日期：2026-07-13</w:t>
       </w:r>
     </w:p>
-    <w:bookmarkStart w:id="16" w:name="context-intelligence-与-deepseek-路由"/>
+    <w:bookmarkStart w:id="17" w:name="context-intelligence-与-deepseek-路由"/>
     <w:p>
       <w:pPr>
         <w:pStyle w:val="Heading2"/>
@@ -1843,7 +1843,82 @@
         <w:rPr>
           <w:rFonts w:hint="eastAsia"/>
         </w:rPr>
-        <w:t xml:space="preserve">。核心提交、注释标签、远端</w:t>
+        <w:t xml:space="preserve">。核心实现提交为</w:t>
+      </w:r>
+      <w:r>
+        <w:t xml:space="preserve"> </w:t>
+      </w:r>
+      <w:r>
+        <w:rPr>
+          <w:rStyle w:val="VerbatimChar"/>
+        </w:rPr>
+        <w:t xml:space="preserve">41e6fd94230cfae26cbb92dd5579326b1a89d7dc</w:t>
+      </w:r>
+      <w:r>
+        <w:rPr>
+          <w:rFonts w:hint="eastAsia"/>
+        </w:rPr>
+        <w:t xml:space="preserve">；CI</w:t>
+      </w:r>
+      <w:r>
+        <w:t xml:space="preserve"> </w:t>
+      </w:r>
+      <w:r>
+        <w:rPr>
+          <w:rFonts w:hint="eastAsia"/>
+        </w:rPr>
+        <w:t xml:space="preserve">环境/PTY</w:t>
+      </w:r>
+      <w:r>
+        <w:t xml:space="preserve"> </w:t>
+      </w:r>
+      <w:r>
+        <w:rPr>
+          <w:rFonts w:hint="eastAsia"/>
+        </w:rPr>
+        <w:t xml:space="preserve">可移植性修复为</w:t>
+      </w:r>
+      <w:r>
+        <w:t xml:space="preserve"> </w:t>
+      </w:r>
+      <w:r>
+        <w:rPr>
+          <w:rStyle w:val="VerbatimChar"/>
+        </w:rPr>
+        <w:t xml:space="preserve">fcef10c</w:t>
+      </w:r>
+      <w:r>
+        <w:rPr>
+          <w:rFonts w:hint="eastAsia"/>
+        </w:rPr>
+        <w:t xml:space="preserve">；Actions</w:t>
+      </w:r>
+      <w:r>
+        <w:t xml:space="preserve"> v5/v6 </w:t>
+      </w:r>
+      <w:r>
+        <w:rPr>
+          <w:rFonts w:hint="eastAsia"/>
+        </w:rPr>
+        <w:t xml:space="preserve">与确定性性能回归修复为</w:t>
+      </w:r>
+      <w:r>
+        <w:t xml:space="preserve"> </w:t>
+      </w:r>
+      <w:r>
+        <w:rPr>
+          <w:rStyle w:val="VerbatimChar"/>
+        </w:rPr>
+        <w:t xml:space="preserve">592922b</w:t>
+      </w:r>
+      <w:r>
+        <w:rPr>
+          <w:rFonts w:hint="eastAsia"/>
+        </w:rPr>
+        <w:t xml:space="preserve">。这些提交均已推送到</w:t>
+      </w:r>
+      <w:r>
+        <w:t xml:space="preserve"> GitHub</w:t>
       </w:r>
       <w:r>
         <w:t xml:space="preserve"> </w:t>
@@ -1855,22 +1930,206 @@
         <w:t xml:space="preserve">main</w:t>
       </w:r>
       <w:r>
-        <w:t xml:space="preserve">/tag、GitHub Actions </w:t>
-      </w:r>
-      <w:r>
-        <w:rPr>
-          <w:rFonts w:hint="eastAsia"/>
-        </w:rPr>
-        <w:t xml:space="preserve">实际运行结果将在发布闭环完成后补记；当前不得把本地工作流文件误写成远端</w:t>
-      </w:r>
-      <w:r>
-        <w:t xml:space="preserve"> CI </w:t>
-      </w:r>
-      <w:r>
-        <w:rPr>
-          <w:rFonts w:hint="eastAsia"/>
-        </w:rPr>
-        <w:t xml:space="preserve">已通过。</w:t>
+        <w:t xml:space="preserve">。</w:t>
+      </w:r>
+    </w:p>
+    <w:p>
+      <w:pPr>
+        <w:pStyle w:val="BodyText"/>
+      </w:pPr>
+      <w:r>
+        <w:t xml:space="preserve">GitHub Actions </w:t>
+      </w:r>
+      <w:r>
+        <w:rPr>
+          <w:rFonts w:hint="eastAsia"/>
+        </w:rPr>
+        <w:t xml:space="preserve">首轮</w:t>
+      </w:r>
+      <w:r>
+        <w:t xml:space="preserve"> </w:t>
+      </w:r>
+      <w:r>
+        <w:rPr>
+          <w:rStyle w:val="VerbatimChar"/>
+        </w:rPr>
+        <w:t xml:space="preserve">29257025908</w:t>
+      </w:r>
+      <w:r>
+        <w:t xml:space="preserve"> </w:t>
+      </w:r>
+      <w:r>
+        <w:rPr>
+          <w:rFonts w:hint="eastAsia"/>
+        </w:rPr>
+        <w:t xml:space="preserve">暴露工作流未安装</w:t>
+      </w:r>
+      <w:r>
+        <w:t xml:space="preserve"> browser/semantic/ripgrep </w:t>
+      </w:r>
+      <w:r>
+        <w:rPr>
+          <w:rFonts w:hint="eastAsia"/>
+        </w:rPr>
+        <w:t xml:space="preserve">且</w:t>
+      </w:r>
+      <w:r>
+        <w:t xml:space="preserve"> PTY </w:t>
+      </w:r>
+      <w:r>
+        <w:rPr>
+          <w:rFonts w:hint="eastAsia"/>
+        </w:rPr>
+        <w:t xml:space="preserve">测试硬编码</w:t>
+      </w:r>
+      <w:r>
+        <w:t xml:space="preserve"> </w:t>
+      </w:r>
+      <w:r>
+        <w:rPr>
+          <w:rStyle w:val="VerbatimChar"/>
+        </w:rPr>
+        <w:t xml:space="preserve">.venv</w:t>
+      </w:r>
+      <w:r>
+        <w:rPr>
+          <w:rFonts w:hint="eastAsia"/>
+        </w:rPr>
+        <w:t xml:space="preserve">；第二轮</w:t>
+      </w:r>
+      <w:r>
+        <w:t xml:space="preserve"> </w:t>
+      </w:r>
+      <w:r>
+        <w:rPr>
+          <w:rStyle w:val="VerbatimChar"/>
+        </w:rPr>
+        <w:t xml:space="preserve">29257619119</w:t>
+      </w:r>
+      <w:r>
+        <w:t xml:space="preserve"> </w:t>
+      </w:r>
+      <w:r>
+        <w:rPr>
+          <w:rFonts w:hint="eastAsia"/>
+        </w:rPr>
+        <w:t xml:space="preserve">将问题收敛为共享</w:t>
+      </w:r>
+      <w:r>
+        <w:t xml:space="preserve"> runner </w:t>
+      </w:r>
+      <w:r>
+        <w:rPr>
+          <w:rFonts w:hint="eastAsia"/>
+        </w:rPr>
+        <w:t xml:space="preserve">上</w:t>
+      </w:r>
+      <w:r>
+        <w:t xml:space="preserve"> 2.5 </w:t>
+      </w:r>
+      <w:r>
+        <w:rPr>
+          <w:rFonts w:hint="eastAsia"/>
+        </w:rPr>
+        <w:t xml:space="preserve">秒墙钟阈值偶发超限；两轮失败均如实保留并修根因。第三轮</w:t>
+      </w:r>
+      <w:r>
+        <w:t xml:space="preserve"> </w:t>
+      </w:r>
+      <w:r>
+        <w:rPr>
+          <w:rStyle w:val="VerbatimChar"/>
+        </w:rPr>
+        <w:t xml:space="preserve">29257906807</w:t>
+      </w:r>
+      <w:r>
+        <w:t xml:space="preserve"> </w:t>
+      </w:r>
+      <w:r>
+        <w:rPr>
+          <w:rFonts w:hint="eastAsia"/>
+        </w:rPr>
+        <w:t xml:space="preserve">使用</w:t>
+      </w:r>
+      <w:r>
+        <w:t xml:space="preserve"> </w:t>
+      </w:r>
+      <w:r>
+        <w:rPr>
+          <w:rStyle w:val="VerbatimChar"/>
+        </w:rPr>
+        <w:t xml:space="preserve">actions/checkout@v5</w:t>
+      </w:r>
+      <w:r>
+        <w:t xml:space="preserve">、</w:t>
+      </w:r>
+      <w:r>
+        <w:rPr>
+          <w:rStyle w:val="VerbatimChar"/>
+        </w:rPr>
+        <w:t xml:space="preserve">actions/setup-python@v6</w:t>
+      </w:r>
+      <w:r>
+        <w:rPr>
+          <w:rFonts w:hint="eastAsia"/>
+        </w:rPr>
+        <w:t xml:space="preserve">，Python</w:t>
+      </w:r>
+      <w:r>
+        <w:t xml:space="preserve"> 3.11/3.12/3.13 </w:t>
+      </w:r>
+      <w:r>
+        <w:rPr>
+          <w:rFonts w:hint="eastAsia"/>
+        </w:rPr>
+        <w:t xml:space="preserve">三个</w:t>
+      </w:r>
+      <w:r>
+        <w:t xml:space="preserve"> job </w:t>
+      </w:r>
+      <w:r>
+        <w:rPr>
+          <w:rFonts w:hint="eastAsia"/>
+        </w:rPr>
+        <w:t xml:space="preserve">全部完成</w:t>
+      </w:r>
+      <w:r>
+        <w:t xml:space="preserve"> Ruff、113 tests、compileall </w:t>
+      </w:r>
+      <w:r>
+        <w:rPr>
+          <w:rFonts w:hint="eastAsia"/>
+        </w:rPr>
+        <w:t xml:space="preserve">并成功。Node.js</w:t>
+      </w:r>
+      <w:r>
+        <w:t xml:space="preserve"> 20 </w:t>
+      </w:r>
+      <w:r>
+        <w:rPr>
+          <w:rFonts w:hint="eastAsia"/>
+        </w:rPr>
+        <w:t xml:space="preserve">弃用警告只属于旧</w:t>
+      </w:r>
+      <w:r>
+        <w:t xml:space="preserve"> Actions </w:t>
+      </w:r>
+      <w:r>
+        <w:rPr>
+          <w:rFonts w:hint="eastAsia"/>
+        </w:rPr>
+        <w:t xml:space="preserve">版本的历史运行，当前工作流已消除。</w:t>
+      </w:r>
+    </w:p>
+    <w:p>
+      <w:pPr>
+        <w:pStyle w:val="BodyText"/>
+      </w:pPr>
+      <w:r>
+        <w:rPr>
+          <w:rFonts w:hint="eastAsia"/>
+        </w:rPr>
+        <w:t xml:space="preserve">最终文档/案例提交、注释标签与远端对象哈希将在闭环末端核验，并以最终回复为准，避免工作日志对自身提交哈希产生无限追加提交。</w:t>
       </w:r>
     </w:p>
     <w:bookmarkEnd w:id="14"/>
@@ -2043,8 +2302,174 @@
       </w:r>
     </w:p>
     <w:bookmarkEnd w:id="15"/>
+    <w:bookmarkStart w:id="16" w:name="用户实用案例"/>
+    <w:p>
+      <w:pPr>
+        <w:pStyle w:val="Heading3"/>
+      </w:pPr>
+      <w:r>
+        <w:rPr>
+          <w:rFonts w:hint="eastAsia"/>
+        </w:rPr>
+        <w:t xml:space="preserve">用户实用案例</w:t>
+      </w:r>
+    </w:p>
+    <w:p>
+      <w:pPr>
+        <w:pStyle w:val="FirstParagraph"/>
+      </w:pPr>
+      <w:r>
+        <w:rPr>
+          <w:rFonts w:hint="eastAsia"/>
+        </w:rPr>
+        <w:t xml:space="preserve">按用户要求在当前目录新建</w:t>
+      </w:r>
+      <w:r>
+        <w:t xml:space="preserve"> </w:t>
+      </w:r>
+      <w:r>
+        <w:rPr>
+          <w:rStyle w:val="VerbatimChar"/>
+          <w:rFonts w:hint="eastAsia"/>
+        </w:rPr>
+        <w:t xml:space="preserve">实用案例-v0.9.0/order-summary-demo/</w:t>
+      </w:r>
+      <w:r>
+        <w:rPr>
+          <w:rFonts w:hint="eastAsia"/>
+        </w:rPr>
+        <w:t xml:space="preserve">。案例包含</w:t>
+      </w:r>
+      <w:r>
+        <w:t xml:space="preserve"> CSV </w:t>
+      </w:r>
+      <w:r>
+        <w:rPr>
+          <w:rFonts w:hint="eastAsia"/>
+        </w:rPr>
+        <w:t xml:space="preserve">订单数据、故意保留的</w:t>
+      </w:r>
+      <w:r>
+        <w:t xml:space="preserve"> cancelled </w:t>
+      </w:r>
+      <w:r>
+        <w:rPr>
+          <w:rFonts w:hint="eastAsia"/>
+        </w:rPr>
+        <w:t xml:space="preserve">订单汇总缺陷、浮点金额/输入错误缺陷、2</w:t>
+      </w:r>
+      <w:r>
+        <w:t xml:space="preserve"> </w:t>
+      </w:r>
+      <w:r>
+        <w:rPr>
+          <w:rFonts w:hint="eastAsia"/>
+        </w:rPr>
+        <w:t xml:space="preserve">个描述正确行为的</w:t>
+      </w:r>
+      <w:r>
+        <w:t xml:space="preserve"> </w:t>
+      </w:r>
+      <w:r>
+        <w:rPr>
+          <w:rFonts w:hint="eastAsia"/>
+        </w:rPr>
+        <w:t xml:space="preserve">unittest、项目</w:t>
+      </w:r>
+      <w:r>
+        <w:t xml:space="preserve"> AGENTS </w:t>
+      </w:r>
+      <w:r>
+        <w:rPr>
+          <w:rFonts w:hint="eastAsia"/>
+        </w:rPr>
+        <w:t xml:space="preserve">约束，以及</w:t>
+      </w:r>
+      <w:r>
+        <w:t xml:space="preserve"> simple/standard/large/deep/Resume </w:t>
+      </w:r>
+      <w:r>
+        <w:rPr>
+          <w:rFonts w:hint="eastAsia"/>
+        </w:rPr>
+        <w:t xml:space="preserve">的可复制提示词。基线已真实验证为</w:t>
+      </w:r>
+      <w:r>
+        <w:t xml:space="preserve"> 2 </w:t>
+      </w:r>
+      <w:r>
+        <w:rPr>
+          <w:rFonts w:hint="eastAsia"/>
+        </w:rPr>
+        <w:t xml:space="preserve">个预期失败，错误输出会把</w:t>
+      </w:r>
+      <w:r>
+        <w:t xml:space="preserve"> 99 </w:t>
+      </w:r>
+      <w:r>
+        <w:rPr>
+          <w:rFonts w:hint="eastAsia"/>
+        </w:rPr>
+        <w:t xml:space="preserve">个</w:t>
+      </w:r>
+      <w:r>
+        <w:t xml:space="preserve"> cancelled mouse </w:t>
+      </w:r>
+      <w:r>
+        <w:rPr>
+          <w:rFonts w:hint="eastAsia"/>
+        </w:rPr>
+        <w:t xml:space="preserve">计入；修复目标和正确结果已写入案例</w:t>
+      </w:r>
+      <w:r>
+        <w:t xml:space="preserve"> </w:t>
+      </w:r>
+      <w:r>
+        <w:rPr>
+          <w:rFonts w:hint="eastAsia"/>
+        </w:rPr>
+        <w:t xml:space="preserve">README。案例不包含</w:t>
+      </w:r>
+      <w:r>
+        <w:t xml:space="preserve"> </w:t>
+      </w:r>
+      <w:r>
+        <w:rPr>
+          <w:rFonts w:hint="eastAsia"/>
+        </w:rPr>
+        <w:t xml:space="preserve">Key，并忽略</w:t>
+      </w:r>
+      <w:r>
+        <w:t xml:space="preserve"> </w:t>
+      </w:r>
+      <w:r>
+        <w:rPr>
+          <w:rStyle w:val="VerbatimChar"/>
+        </w:rPr>
+        <w:t xml:space="preserve">.project-agent</w:t>
+      </w:r>
+      <w:r>
+        <w:t xml:space="preserve"> </w:t>
+      </w:r>
+      <w:r>
+        <w:rPr>
+          <w:rFonts w:hint="eastAsia"/>
+        </w:rPr>
+        <w:t xml:space="preserve">与</w:t>
+      </w:r>
+      <w:r>
+        <w:t xml:space="preserve"> Python </w:t>
+      </w:r>
+      <w:r>
+        <w:rPr>
+          <w:rFonts w:hint="eastAsia"/>
+        </w:rPr>
+        <w:t xml:space="preserve">缓存。</w:t>
+      </w:r>
+    </w:p>
     <w:bookmarkEnd w:id="16"/>
-    <w:bookmarkStart w:id="24" w:name="自适应深度执行工作"/>
+    <w:bookmarkEnd w:id="17"/>
+    <w:bookmarkStart w:id="25" w:name="自适应深度执行工作"/>
     <w:p>
       <w:pPr>
         <w:pStyle w:val="Heading2"/>
@@ -2059,7 +2484,7 @@
         <w:t xml:space="preserve">自适应深度执行工作</w:t>
       </w:r>
     </w:p>
-    <w:bookmarkStart w:id="17" w:name="目标-1"/>
+    <w:bookmarkStart w:id="18" w:name="目标-1"/>
     <w:p>
       <w:pPr>
         <w:pStyle w:val="Heading3"/>
@@ -2133,8 +2558,8 @@
         <w:t xml:space="preserve">唯一模型和现有权限架构。</w:t>
       </w:r>
     </w:p>
-    <w:bookmarkEnd w:id="17"/>
-    <w:bookmarkStart w:id="18" w:name="根因-1"/>
+    <w:bookmarkEnd w:id="18"/>
+    <w:bookmarkStart w:id="19" w:name="根因-1"/>
     <w:p>
       <w:pPr>
         <w:pStyle w:val="Heading3"/>
@@ -2275,8 +2700,8 @@
         <w:t xml:space="preserve">参数绕过和进程组孤儿等真实问题。</w:t>
       </w:r>
     </w:p>
-    <w:bookmarkEnd w:id="18"/>
-    <w:bookmarkStart w:id="19" w:name="实现-1"/>
+    <w:bookmarkEnd w:id="19"/>
+    <w:bookmarkStart w:id="20" w:name="实现-1"/>
     <w:p>
       <w:pPr>
         <w:pStyle w:val="Heading3"/>
@@ -2975,8 +3400,8 @@
         <w:t xml:space="preserve">分页增加硬上限。</w:t>
       </w:r>
     </w:p>
-    <w:bookmarkEnd w:id="19"/>
-    <w:bookmarkStart w:id="20" w:name="审查结论"/>
+    <w:bookmarkEnd w:id="20"/>
+    <w:bookmarkStart w:id="21" w:name="审查结论"/>
     <w:p>
       <w:pPr>
         <w:pStyle w:val="Heading3"/>
@@ -3106,8 +3531,8 @@
         <w:t xml:space="preserve">需要用户选择法律许可，不能替用户假定。</w:t>
       </w:r>
     </w:p>
-    <w:bookmarkEnd w:id="20"/>
-    <w:bookmarkStart w:id="21" w:name="测试"/>
+    <w:bookmarkEnd w:id="21"/>
+    <w:bookmarkStart w:id="22" w:name="测试"/>
     <w:p>
       <w:pPr>
         <w:pStyle w:val="Heading3"/>
@@ -3242,8 +3667,8 @@
         <w:t xml:space="preserve"> passed</w:t>
       </w:r>
     </w:p>
-    <w:bookmarkEnd w:id="21"/>
-    <w:bookmarkStart w:id="22" w:name="版本与发布-1"/>
+    <w:bookmarkEnd w:id="22"/>
+    <w:bookmarkStart w:id="23" w:name="版本与发布-1"/>
     <w:p>
       <w:pPr>
         <w:pStyle w:val="Heading3"/>
@@ -3528,8 +3953,8 @@
         <w:t xml:space="preserve">全部通过。</w:t>
       </w:r>
     </w:p>
-    <w:bookmarkEnd w:id="22"/>
-    <w:bookmarkStart w:id="23" w:name="下一步"/>
+    <w:bookmarkEnd w:id="23"/>
+    <w:bookmarkStart w:id="24" w:name="下一步"/>
     <w:p>
       <w:pPr>
         <w:pStyle w:val="Heading3"/>
@@ -3673,9 +4098,9 @@
         <w:t xml:space="preserve">LICENSE；许可证属于法律授权，不自动假设。</w:t>
       </w:r>
     </w:p>
-    <w:bookmarkEnd w:id="23"/>
     <w:bookmarkEnd w:id="24"/>
-    <w:bookmarkStart w:id="25" w:name="一工作目标"/>
+    <w:bookmarkEnd w:id="25"/>
+    <w:bookmarkStart w:id="26" w:name="一工作目标"/>
     <w:p>
       <w:pPr>
         <w:pStyle w:val="Heading2"/>
@@ -3743,8 +4168,8 @@
         <w:t xml:space="preserve">仅写入后续规划，不在本次实施。</w:t>
       </w:r>
     </w:p>
-    <w:bookmarkEnd w:id="25"/>
-    <w:bookmarkStart w:id="32" w:name="补丁工作"/>
+    <w:bookmarkEnd w:id="26"/>
+    <w:bookmarkStart w:id="33" w:name="补丁工作"/>
     <w:p>
       <w:pPr>
         <w:pStyle w:val="Heading2"/>
@@ -3759,7 +4184,7 @@
         <w:t xml:space="preserve">补丁工作</w:t>
       </w:r>
     </w:p>
-    <w:bookmarkStart w:id="26" w:name="问题表现"/>
+    <w:bookmarkStart w:id="27" w:name="问题表现"/>
     <w:p>
       <w:pPr>
         <w:pStyle w:val="Heading3"/>
@@ -3818,8 +4243,8 @@
         <w:t xml:space="preserve">仍在等待继续输入。</w:t>
       </w:r>
     </w:p>
-    <w:bookmarkEnd w:id="26"/>
-    <w:bookmarkStart w:id="27" w:name="根因-2"/>
+    <w:bookmarkEnd w:id="27"/>
+    <w:bookmarkStart w:id="28" w:name="根因-2"/>
     <w:p>
       <w:pPr>
         <w:pStyle w:val="Heading3"/>
@@ -3914,8 +4339,8 @@
         <w:t xml:space="preserve">请求未发出，而是输入界面的可见状态不可靠。</w:t>
       </w:r>
     </w:p>
-    <w:bookmarkEnd w:id="27"/>
-    <w:bookmarkStart w:id="28" w:name="修复"/>
+    <w:bookmarkEnd w:id="28"/>
+    <w:bookmarkStart w:id="29" w:name="修复"/>
     <w:p>
       <w:pPr>
         <w:pStyle w:val="Heading3"/>
@@ -4101,8 +4526,8 @@
         <w:t xml:space="preserve"> Prompt。</w:t>
       </w:r>
     </w:p>
-    <w:bookmarkEnd w:id="28"/>
-    <w:bookmarkStart w:id="29" w:name="验证"/>
+    <w:bookmarkEnd w:id="29"/>
+    <w:bookmarkStart w:id="30" w:name="验证"/>
     <w:p>
       <w:pPr>
         <w:pStyle w:val="Heading3"/>
@@ -4216,8 +4641,8 @@
         <w:t xml:space="preserve">完整测试、Ruff、格式和编译检查通过。</w:t>
       </w:r>
     </w:p>
-    <w:bookmarkEnd w:id="29"/>
-    <w:bookmarkStart w:id="30" w:name="附加根目录健壮性修复"/>
+    <w:bookmarkEnd w:id="30"/>
+    <w:bookmarkStart w:id="31" w:name="附加根目录健壮性修复"/>
     <w:p>
       <w:pPr>
         <w:pStyle w:val="Heading3"/>
@@ -4357,8 +4782,8 @@
         <w:t xml:space="preserve">元数据，并新增对应回归测试。</w:t>
       </w:r>
     </w:p>
-    <w:bookmarkEnd w:id="30"/>
-    <w:bookmarkStart w:id="31" w:name="发布"/>
+    <w:bookmarkEnd w:id="31"/>
+    <w:bookmarkStart w:id="32" w:name="发布"/>
     <w:p>
       <w:pPr>
         <w:pStyle w:val="Heading3"/>
@@ -4591,9 +5016,9 @@
         <w:t xml:space="preserve">文档保留在当前目录，作为唯一的当前版本说明。</w:t>
       </w:r>
     </w:p>
-    <w:bookmarkEnd w:id="31"/>
     <w:bookmarkEnd w:id="32"/>
-    <w:bookmarkStart w:id="36" w:name="二版本推送理由与优化方向"/>
+    <w:bookmarkEnd w:id="33"/>
+    <w:bookmarkStart w:id="37" w:name="二版本推送理由与优化方向"/>
     <w:p>
       <w:pPr>
         <w:pStyle w:val="Heading2"/>
@@ -4605,7 +5030,7 @@
         <w:t xml:space="preserve">二、版本推送理由与优化方向</w:t>
       </w:r>
     </w:p>
-    <w:bookmarkStart w:id="33" w:name="v0.5.0"/>
+    <w:bookmarkStart w:id="34" w:name="v0.5.0"/>
     <w:p>
       <w:pPr>
         <w:pStyle w:val="Heading3"/>
@@ -4692,8 +5117,8 @@
         <w:t xml:space="preserve">Planner、状态和项目事实。</w:t>
       </w:r>
     </w:p>
-    <w:bookmarkEnd w:id="33"/>
-    <w:bookmarkStart w:id="34" w:name="v0.6.0"/>
+    <w:bookmarkEnd w:id="34"/>
+    <w:bookmarkStart w:id="35" w:name="v0.6.0"/>
     <w:p>
       <w:pPr>
         <w:pStyle w:val="Heading3"/>
@@ -4801,8 +5226,8 @@
         <w:t xml:space="preserve">生命周期和后台增量维护。</w:t>
       </w:r>
     </w:p>
-    <w:bookmarkEnd w:id="34"/>
-    <w:bookmarkStart w:id="35" w:name="v0.7.0"/>
+    <w:bookmarkEnd w:id="35"/>
+    <w:bookmarkStart w:id="36" w:name="v0.7.0"/>
     <w:p>
       <w:pPr>
         <w:pStyle w:val="Heading3"/>
@@ -4914,9 +5339,9 @@
         <w:t xml:space="preserve">扩展能力。</w:t>
       </w:r>
     </w:p>
-    <w:bookmarkEnd w:id="35"/>
     <w:bookmarkEnd w:id="36"/>
-    <w:bookmarkStart w:id="43" w:name="三0.7.0-实现过程"/>
+    <w:bookmarkEnd w:id="37"/>
+    <w:bookmarkStart w:id="44" w:name="三0.7.0-实现过程"/>
     <w:p>
       <w:pPr>
         <w:pStyle w:val="Heading2"/>
@@ -4937,7 +5362,7 @@
         <w:t xml:space="preserve">实现过程</w:t>
       </w:r>
     </w:p>
-    <w:bookmarkStart w:id="37" w:name="lsp-diagnostics"/>
+    <w:bookmarkStart w:id="38" w:name="lsp-diagnostics"/>
     <w:p>
       <w:pPr>
         <w:pStyle w:val="Heading3"/>
@@ -5102,8 +5527,8 @@
         <w:t xml:space="preserve">后自动诊断，但诊断错误不把已成功的原子写入标成失败。</w:t>
       </w:r>
     </w:p>
-    <w:bookmarkEnd w:id="37"/>
-    <w:bookmarkStart w:id="38" w:name="semantic-context"/>
+    <w:bookmarkEnd w:id="38"/>
+    <w:bookmarkStart w:id="39" w:name="semantic-context"/>
     <w:p>
       <w:pPr>
         <w:pStyle w:val="Heading3"/>
@@ -5229,8 +5654,8 @@
         <w:t xml:space="preserve">。</w:t>
       </w:r>
     </w:p>
-    <w:bookmarkEnd w:id="38"/>
-    <w:bookmarkStart w:id="39" w:name="memory-生命周期"/>
+    <w:bookmarkEnd w:id="39"/>
+    <w:bookmarkStart w:id="40" w:name="memory-生命周期"/>
     <w:p>
       <w:pPr>
         <w:pStyle w:val="Heading3"/>
@@ -5455,8 +5880,8 @@
         <w:t xml:space="preserve">删除主记录时一并清理归并子记录和向量数据。</w:t>
       </w:r>
     </w:p>
-    <w:bookmarkEnd w:id="39"/>
-    <w:bookmarkStart w:id="40" w:name="compact-resume"/>
+    <w:bookmarkEnd w:id="40"/>
+    <w:bookmarkStart w:id="41" w:name="compact-resume"/>
     <w:p>
       <w:pPr>
         <w:pStyle w:val="Heading3"/>
@@ -5552,8 +5977,8 @@
         <w:t xml:space="preserve">和能力摘要。</w:t>
       </w:r>
     </w:p>
-    <w:bookmarkEnd w:id="40"/>
-    <w:bookmarkStart w:id="41" w:name="daemon"/>
+    <w:bookmarkEnd w:id="41"/>
+    <w:bookmarkStart w:id="42" w:name="daemon"/>
     <w:p>
       <w:pPr>
         <w:pStyle w:val="Heading3"/>
@@ -5757,8 +6182,8 @@
         <w:t xml:space="preserve">后台执行默认关闭。</w:t>
       </w:r>
     </w:p>
-    <w:bookmarkEnd w:id="41"/>
-    <w:bookmarkStart w:id="42" w:name="并发和存储"/>
+    <w:bookmarkEnd w:id="42"/>
+    <w:bookmarkStart w:id="43" w:name="并发和存储"/>
     <w:p>
       <w:pPr>
         <w:pStyle w:val="Heading3"/>
@@ -5914,9 +6339,9 @@
         <w:t xml:space="preserve">被抢占的问题。</w:t>
       </w:r>
     </w:p>
-    <w:bookmarkEnd w:id="42"/>
     <w:bookmarkEnd w:id="43"/>
-    <w:bookmarkStart w:id="44" w:name="四完整代码审查发现与修复"/>
+    <w:bookmarkEnd w:id="44"/>
+    <w:bookmarkStart w:id="45" w:name="四完整代码审查发现与修复"/>
     <w:p>
       <w:pPr>
         <w:pStyle w:val="Heading2"/>
@@ -6546,8 +6971,8 @@
         <w:t xml:space="preserve">临时文件。</w:t>
       </w:r>
     </w:p>
-    <w:bookmarkEnd w:id="44"/>
-    <w:bookmarkStart w:id="45" w:name="五参考工程分析"/>
+    <w:bookmarkEnd w:id="45"/>
+    <w:bookmarkStart w:id="46" w:name="五参考工程分析"/>
     <w:p>
       <w:pPr>
         <w:pStyle w:val="Heading2"/>
@@ -6820,8 +7245,8 @@
         <w:t xml:space="preserve">的调用路径。</w:t>
       </w:r>
     </w:p>
-    <w:bookmarkEnd w:id="45"/>
-    <w:bookmarkStart w:id="46" w:name="六测试与运行验收"/>
+    <w:bookmarkEnd w:id="46"/>
+    <w:bookmarkStart w:id="47" w:name="六测试与运行验收"/>
     <w:p>
       <w:pPr>
         <w:pStyle w:val="Heading2"/>
@@ -7003,8 +7428,8 @@
         <w:t xml:space="preserve"> PID</w:t>
       </w:r>
     </w:p>
-    <w:bookmarkEnd w:id="46"/>
-    <w:bookmarkStart w:id="47" w:name="七关键文件"/>
+    <w:bookmarkEnd w:id="47"/>
+    <w:bookmarkStart w:id="48" w:name="七关键文件"/>
     <w:p>
       <w:pPr>
         <w:pStyle w:val="Heading2"/>
@@ -7090,8 +7515,8 @@
         <w:t xml:space="preserve">~/AI-Agent/docs/releases/v0.7.0.md</w:t>
       </w:r>
     </w:p>
-    <w:bookmarkEnd w:id="47"/>
-    <w:bookmarkStart w:id="48" w:name="八后续-v1.0-方向"/>
+    <w:bookmarkEnd w:id="48"/>
+    <w:bookmarkStart w:id="49" w:name="八后续-v1.0-方向"/>
     <w:p>
       <w:pPr>
         <w:pStyle w:val="Heading2"/>
@@ -7288,8 +7713,8 @@
         <w:t xml:space="preserve">调度中心。</w:t>
       </w:r>
     </w:p>
-    <w:bookmarkEnd w:id="48"/>
     <w:bookmarkEnd w:id="49"/>
+    <w:bookmarkEnd w:id="50"/>
     <w:sectPr>
       <w:footnotePr>
         <w:numRestart w:val="eachSect"/>
